--- a/en/resume_michelmaier_en.docx
+++ b/en/resume_michelmaier_en.docx
@@ -641,7 +641,7 @@
         <w:pStyle w:val="FirstParagraph"/>
       </w:pPr>
       <w:r>
-        <w:t xml:space="preserve">01/2026 - Present</w:t>
+        <w:t xml:space="preserve">Jan 2026 - Present</w:t>
       </w:r>
     </w:p>
     <w:bookmarkStart w:id="28" w:name="fullstack-typescript-developer-cloud-ai"/>
@@ -874,7 +874,7 @@
         <w:pStyle w:val="FirstParagraph"/>
       </w:pPr>
       <w:r>
-        <w:t xml:space="preserve">12/2024 - 11/2025</w:t>
+        <w:t xml:space="preserve">Dec 2024 - Nov 2025</w:t>
       </w:r>
     </w:p>
     <w:bookmarkStart w:id="31" w:name="fullstack-typescript-developer"/>
@@ -1013,7 +1013,7 @@
         <w:pStyle w:val="FirstParagraph"/>
       </w:pPr>
       <w:r>
-        <w:t xml:space="preserve">12/2022 - 10/2024</w:t>
+        <w:t xml:space="preserve">Dec 2022 - Oct 2024</w:t>
       </w:r>
     </w:p>
     <w:bookmarkStart w:id="32" w:name="back-end-developer-php-symfony"/>
@@ -1140,7 +1140,7 @@
         <w:pStyle w:val="FirstParagraph"/>
       </w:pPr>
       <w:r>
-        <w:t xml:space="preserve">09/2021 - 09/2022</w:t>
+        <w:t xml:space="preserve">Sep 2021 - Sep 2022</w:t>
       </w:r>
     </w:p>
     <w:bookmarkStart w:id="33" w:name="back-end-developer-php-symfony-1"/>
@@ -1291,7 +1291,7 @@
         <w:pStyle w:val="FirstParagraph"/>
       </w:pPr>
       <w:r>
-        <w:t xml:space="preserve">05/2021 - 07/2021</w:t>
+        <w:t xml:space="preserve">May 2021 - Jul 2021</w:t>
       </w:r>
     </w:p>
     <w:bookmarkStart w:id="34" w:name="devops-technical-coaching"/>
@@ -1423,7 +1423,7 @@
         <w:pStyle w:val="FirstParagraph"/>
       </w:pPr>
       <w:r>
-        <w:t xml:space="preserve">10/2020 - 04/2021</w:t>
+        <w:t xml:space="preserve">Oct 2020 - Apr 2021</w:t>
       </w:r>
     </w:p>
     <w:bookmarkStart w:id="36" w:name="back-end-developer-php-js-terraform"/>
@@ -1577,7 +1577,7 @@
         <w:pStyle w:val="FirstParagraph"/>
       </w:pPr>
       <w:r>
-        <w:t xml:space="preserve">07/2018 - 12/2019</w:t>
+        <w:t xml:space="preserve">Jul 2018 - Dec 2019</w:t>
       </w:r>
     </w:p>
     <w:bookmarkStart w:id="40" w:name="back-end-developer-php-symfony-2"/>
@@ -1704,7 +1704,7 @@
         <w:pStyle w:val="FirstParagraph"/>
       </w:pPr>
       <w:r>
-        <w:t xml:space="preserve">10/2015 - 06/2018</w:t>
+        <w:t xml:space="preserve">Oct 2015 - Jun 2018</w:t>
       </w:r>
     </w:p>
     <w:bookmarkStart w:id="41" w:name="developer-php-symfony"/>
@@ -1819,7 +1819,7 @@
         <w:pStyle w:val="FirstParagraph"/>
       </w:pPr>
       <w:r>
-        <w:t xml:space="preserve">12/2011 - 05/2015</w:t>
+        <w:t xml:space="preserve">Dec 2011 - May 2015</w:t>
       </w:r>
     </w:p>
     <w:bookmarkStart w:id="42" w:name="designer-developer-php-symfony"/>
@@ -1935,7 +1935,7 @@
         <w:pStyle w:val="FirstParagraph"/>
       </w:pPr>
       <w:r>
-        <w:t xml:space="preserve">12/2008 - 12/2011</w:t>
+        <w:t xml:space="preserve">Dec 2008 - Dec 2011</w:t>
       </w:r>
     </w:p>
     <w:bookmarkStart w:id="43" w:name="developer-php-typo3"/>
@@ -2105,7 +2105,7 @@
         <w:pStyle w:val="FirstParagraph"/>
       </w:pPr>
       <w:r>
-        <w:t xml:space="preserve">(02/2018 - 06/2018)</w:t>
+        <w:t xml:space="preserve">(Feb 2018 - Jun 2018)</w:t>
       </w:r>
     </w:p>
     <w:p>
@@ -2162,7 +2162,7 @@
         <w:pStyle w:val="FirstParagraph"/>
       </w:pPr>
       <w:r>
-        <w:t xml:space="preserve">(11/2016 - 04/2017)</w:t>
+        <w:t xml:space="preserve">(Nov 2016 - Apr 2017)</w:t>
       </w:r>
     </w:p>
     <w:p>

--- a/en/resume_michelmaier_en.docx
+++ b/en/resume_michelmaier_en.docx
@@ -641,7 +641,7 @@
         <w:pStyle w:val="FirstParagraph"/>
       </w:pPr>
       <w:r>
-        <w:t xml:space="preserve">Jan 2026 - Present</w:t>
+        <w:t xml:space="preserve">Jan 2026 - Sep 2026</w:t>
       </w:r>
     </w:p>
     <w:bookmarkStart w:id="28" w:name="fullstack-typescript-developer-cloud-ai"/>
@@ -709,7 +709,7 @@
         <w:t xml:space="preserve"> </w:t>
       </w:r>
       <w:r>
-        <w:t xml:space="preserve">for the Necker children's hospital. I had taken part in the platform's initial AWS setup back in 2020, and its CTO called me back five years later to build its production tooling: we have worked together on and off since 2015, he knows how I work and he knows what he can rely on. The work is done as a pair with him on a monorepo of more than a hundred packages, with intensive use of Claude Code kept in check by code review and by the repository's test coverage requirement. Between the two of us, we delivered in seven months the product's turning point: moving away from configuration-driven site generation towards AI-assisted generation in HTML, without touching the API contract. I built the desktop workshop that produces those sites, the agent layer that drives it and the multi-tenant deployment pipeline that puts them live; the dynamic parts are still served by reusable widgets calling the same web services.</w:t>
+        <w:t xml:space="preserve">for the Necker children's hospital. I had taken part in the platform's initial AWS setup back in 2020, and its CTO called me back five years later to build its production tooling: we have worked together on and off since 2015, he knows how I work and he knows what he can rely on. The work was done as a pair with him on a monorepo of more than a hundred packages, with intensive use of Claude Code kept in check by code review and by the repository's test coverage requirement. Between the two of us, we delivered in seven months the product's turning point: moving away from configuration-driven site generation towards AI-assisted generation in HTML, without touching the API contract. I built the desktop workshop that produces those sites, the agent layer that drives it and the multi-tenant deployment pipeline that puts them live; the dynamic parts are still served by reusable widgets calling the same web services.</w:t>
       </w:r>
     </w:p>
     <w:p>
@@ -1320,7 +1320,7 @@
         <w:t xml:space="preserve"> </w:t>
       </w:r>
       <w:r>
-        <w:t xml:space="preserve">Paris, FR</w:t>
+        <w:t xml:space="preserve">Lille, FR</w:t>
       </w:r>
     </w:p>
     <w:p>
@@ -1848,7 +1848,7 @@
         <w:t xml:space="preserve"> </w:t>
       </w:r>
       <w:r>
-        <w:t xml:space="preserve">Strasbourg, FR</w:t>
+        <w:t xml:space="preserve">Schiltigheim, FR</w:t>
       </w:r>
     </w:p>
     <w:p>

--- a/en/resume_michelmaier_en.docx
+++ b/en/resume_michelmaier_en.docx
@@ -186,7 +186,7 @@
         <w:br/>
       </w:r>
       <w:r>
-        <w:t xml:space="preserve">What changed over the past year is the way I produce. I direct coding agents daily, Claude Code chief among them, and I embed language models in the products I deliver, including models run locally when the code must not leave the client's premises. The gain in speed is real, provided you keep your hands on the architecture, the reviews and the tests. That is how, working as a pair with GoTombola's CTO, we delivered a desktop application, an agent daemon and a complete multi-tenant deployment pipeline in seven months.</w:t>
+        <w:t xml:space="preserve">What changed over the past year is the way I produce. I direct coding agents daily, Claude Code chief among them, and I embed language models in the products I deliver, including models run locally when the code must not leave the client's premises. The gain in speed is real, provided you keep your hands on the architecture, the reviews and the tests. That is how, working as a pair with GoTombola's CTO, we delivered a desktop application, an agent daemon and a complete multi-tenant deployment pipeline in nine months.</w:t>
       </w:r>
       <w:r>
         <w:br/>
@@ -198,14 +198,7 @@
         <w:br/>
       </w:r>
       <w:r>
-        <w:rPr>
-          <w:b/>
-          <w:bCs/>
-        </w:rPr>
-        <w:t xml:space="preserve">Available from October 2026</w:t>
-      </w:r>
-      <w:r>
-        <w:t xml:space="preserve">, working remotely from Strasbourg with regular travel to client sites.</w:t>
+        <w:t xml:space="preserve">Working remotely from Strasbourg with regular travel to client sites.</w:t>
       </w:r>
     </w:p>
     <w:bookmarkEnd w:id="26"/>
@@ -709,7 +702,7 @@
         <w:t xml:space="preserve"> </w:t>
       </w:r>
       <w:r>
-        <w:t xml:space="preserve">for the Necker children's hospital. I had taken part in the platform's initial AWS setup back in 2020, and its CTO called me back five years later to build its production tooling: we have worked together on and off since 2015, he knows how I work and he knows what he can rely on. The work was done as a pair with him on a monorepo of more than a hundred packages, with intensive use of Claude Code kept in check by code review and by the repository's test coverage requirement. Between the two of us, we delivered in seven months the product's turning point: moving away from configuration-driven site generation towards AI-assisted generation in HTML, without touching the API contract. I built the desktop workshop that produces those sites, the agent layer that drives it and the multi-tenant deployment pipeline that puts them live; the dynamic parts are still served by reusable widgets calling the same web services.</w:t>
+        <w:t xml:space="preserve">for the Necker children's hospital. I had taken part in the platform's initial AWS setup back in 2020, and its CTO called me back five years later to build its production tooling: we have worked together on and off since 2015, he knows how I work and he knows what he can rely on. The work was done as a pair with him on a monorepo of more than a hundred packages, with intensive use of Claude Code kept in check by code review and by the repository's test coverage requirement. Between the two of us, we delivered in nine months the product's turning point: moving away from configuration-driven site generation towards AI-assisted generation in HTML, without touching the API contract. I built the desktop workshop that produces those sites, the agent layer that drives it and the multi-tenant deployment pipeline that puts them live; the dynamic parts are still served by reusable widgets calling the same web services.</w:t>
       </w:r>
     </w:p>
     <w:p>

--- a/en/resume_michelmaier_en.docx
+++ b/en/resume_michelmaier_en.docx
@@ -2285,13 +2285,13 @@
         <w:t xml:space="preserve">2007</w:t>
       </w:r>
     </w:p>
-    <w:bookmarkStart w:id="53" w:name="Xe7e54183ea5c837dd5054067e7729c6a6641bb2"/>
+    <w:bookmarkStart w:id="53" w:name="X00b3ca449acaaa0d4814e34bffae721f9e1906c"/>
     <w:p>
       <w:pPr>
         <w:pStyle w:val="Heading4"/>
       </w:pPr>
       <w:r>
-        <w:t xml:space="preserve">Master's degree (Level 1 RNCP) - Expert in Computer Science and Information Systems</w:t>
+        <w:t xml:space="preserve">Master's degree (RNCP level 7) - Expert in Computer Science and Information Systems</w:t>
       </w:r>
     </w:p>
     <w:p>
